--- a/monografia/Monografia_TCC_Gabriel_Madeira.docx
+++ b/monografia/Monografia_TCC_Gabriel_Madeira.docx
@@ -1,5 +1,5 @@
 
-<file path=word/document.xml><?xml version="1.0" encoding="utf-8"?>
+<file path=word\document.xml><?xml version="1.0" encoding="utf-8"?>
 <w:document xmlns:mc="http://schemas.openxmlformats.org/markup-compatibility/2006" xmlns:o="urn:schemas-microsoft-com:office:office" xmlns:r="http://schemas.openxmlformats.org/officeDocument/2006/relationships" xmlns:m="http://schemas.openxmlformats.org/officeDocument/2006/math" xmlns:v="urn:schemas-microsoft-com:vml" xmlns:wp="http://schemas.openxmlformats.org/drawingml/2006/wordprocessingDrawing" xmlns:w10="urn:schemas-microsoft-com:office:word" xmlns:w="http://schemas.openxmlformats.org/wordprocessingml/2006/main" xmlns:wne="http://schemas.microsoft.com/office/word/2006/wordml" xmlns:sl="http://schemas.openxmlformats.org/schemaLibrary/2006/main" xmlns:a="http://schemas.openxmlformats.org/drawingml/2006/main" xmlns:pic="http://schemas.openxmlformats.org/drawingml/2006/picture" xmlns:c="http://schemas.openxmlformats.org/drawingml/2006/chart" xmlns:lc="http://schemas.openxmlformats.org/drawingml/2006/lockedCanvas" xmlns:dgm="http://schemas.openxmlformats.org/drawingml/2006/diagram" xmlns:wps="http://schemas.microsoft.com/office/word/2010/wordprocessingShape" xmlns:wpg="http://schemas.microsoft.com/office/word/2010/wordprocessingGroup" xmlns:w14="http://schemas.microsoft.com/office/word/2010/wordml" xmlns:w15="http://schemas.microsoft.com/office/word/2012/wordml" xmlns:w16="http://schemas.microsoft.com/office/word/2018/wordml" xmlns:w16cex="http://schemas.microsoft.com/office/word/2018/wordml/cex" xmlns:w16cid="http://schemas.microsoft.com/office/word/2016/wordml/cid" xmlns="http://schemas.microsoft.com/office/tasks/2019/documenttasks" xmlns:cr="http://schemas.microsoft.com/office/comments/2020/reactions">
   <w:body>
     <w:p>
@@ -14,7 +14,7 @@
         </w:rPr>
         <w:drawing>
           <wp:inline distB="0" distT="0" distL="114300" distR="114300">
-            <wp:extent cx="1047140" cy="1080000"/>
+            <wp:extent cx="900000" cy="928157"/>
             <wp:effectExtent b="0" l="0" r="0" t="0"/>
             <wp:docPr descr="Description: magem relacionada" id="4" name="image3.png"/>
             <a:graphic>
@@ -34,7 +34,7 @@
                   <pic:spPr>
                     <a:xfrm>
                       <a:off x="0" y="0"/>
-                      <a:ext cx="1047140" cy="1080000"/>
+                      <a:ext cx="900000" cy="928157"/>
                     </a:xfrm>
                     <a:prstGeom prst="rect"/>
                     <a:ln/>
@@ -2253,29 +2253,22 @@
     </w:p>
     <w:p>
       <w:pPr>
-        <w:tabs>
-          <w:tab w:val="center" w:pos="4535"/>
-          <w:tab w:val="right" w:pos="9071"/>
-        </w:tabs>
         <w:spacing w:after="120" w:before="120" w:line="360" w:lineRule="auto"/>
-        <w:rPr/>
-      </w:pPr>
-      <w:r>
-        <w:rPr/>
-        <w:tab/>
-      </w:r>
+        <w:jc w:val="center"/>
+        <w:rPr/>
+      </w:pPr>
       <w:r>
         <w:rPr/>
         <w:drawing>
           <wp:inline distB="19050" distT="19050" distL="19050" distR="19050">
             <wp:extent cx="2984500" cy="165100"/>
             <wp:effectExtent b="0" l="0" r="0" t="0"/>
-            <wp:docPr descr="&lt;math-flow&gt;{&quot;id&quot;:&quot;e02f35d2-3104-4c00-9627-61c1d7b5302b&quot;,&quot;latex&quot;:&quot;\\[\\text{Dano} = 30 - \\text{Redução}, \\quad \\text{Redução} \\in \\{0, 10, 20\\}\\]&quot;,&quot;timestamp&quot;:1784670028693,&quot;scale&quot;:1.2,&quot;bgColor&quot;:&quot;transparent&quot;,&quot;version&quot;:2}&lt;/math-flow&gt;" id="2" name="image7.png"/>
+            <wp:docPr descr="&lt;math-flow&gt;{&quot;id&quot;:&quot;e02f35d2-3104-4c00-9627-61c1d7b5302b&quot;,&quot;latex&quot;:&quot;\\[\\text{Dano} = 30 - \\text{Redução}, \\quad \\text{Redução} \\in \\{0, 10, 20\\}\\]&quot;,&quot;timestamp&quot;:1784670028693,&quot;scale&quot;:1.2,&quot;bgColor&quot;:&quot;transparent&quot;,&quot;version&quot;:2}&lt;/math-flow&gt;" id="2" name="image5.png"/>
             <a:graphic>
               <a:graphicData uri="http://schemas.openxmlformats.org/drawingml/2006/picture">
                 <pic:pic>
                   <pic:nvPicPr>
-                    <pic:cNvPr descr="&lt;math-flow&gt;{&quot;id&quot;:&quot;e02f35d2-3104-4c00-9627-61c1d7b5302b&quot;,&quot;latex&quot;:&quot;\\[\\text{Dano} = 30 - \\text{Redução}, \\quad \\text{Redução} \\in \\{0, 10, 20\\}\\]&quot;,&quot;timestamp&quot;:1784670028693,&quot;scale&quot;:1.2,&quot;bgColor&quot;:&quot;transparent&quot;,&quot;version&quot;:2}&lt;/math-flow&gt;" id="0" name="image7.png"/>
+                    <pic:cNvPr descr="&lt;math-flow&gt;{&quot;id&quot;:&quot;e02f35d2-3104-4c00-9627-61c1d7b5302b&quot;,&quot;latex&quot;:&quot;\\[\\text{Dano} = 30 - \\text{Redução}, \\quad \\text{Redução} \\in \\{0, 10, 20\\}\\]&quot;,&quot;timestamp&quot;:1784670028693,&quot;scale&quot;:1.2,&quot;bgColor&quot;:&quot;transparent&quot;,&quot;version&quot;:2}&lt;/math-flow&gt;" id="0" name="image5.png"/>
                     <pic:cNvPicPr preferRelativeResize="0"/>
                   </pic:nvPicPr>
                   <pic:blipFill>
@@ -2303,15 +2296,6 @@
         <w:rPr>
           <w:rtl w:val="0"/>
         </w:rPr>
-      </w:r>
-      <w:r>
-        <w:rPr>
-          <w:rFonts w:ascii="Times New Roman" w:cs="Times New Roman" w:eastAsia="Times New Roman" w:hAnsi="Times New Roman"/>
-          <w:sz w:val="24"/>
-          <w:szCs w:val="24"/>
-        </w:rPr>
-        <w:tab/>
-        <w:t xml:space="preserve">(1)</w:t>
       </w:r>
     </w:p>
     <w:p>
@@ -3188,29 +3172,22 @@
     </w:p>
     <w:p>
       <w:pPr>
-        <w:tabs>
-          <w:tab w:val="center" w:pos="4535"/>
-          <w:tab w:val="right" w:pos="9071"/>
-        </w:tabs>
         <w:spacing w:after="120" w:before="120" w:line="360" w:lineRule="auto"/>
-        <w:rPr/>
-      </w:pPr>
-      <w:r>
-        <w:rPr/>
-        <w:tab/>
-      </w:r>
+        <w:jc w:val="center"/>
+        <w:rPr/>
+      </w:pPr>
       <w:r>
         <w:rPr/>
         <w:drawing>
           <wp:inline distB="19050" distT="19050" distL="19050" distR="19050">
-            <wp:extent cx="5080000" cy="124921"/>
+            <wp:extent cx="5400000" cy="132800"/>
             <wp:effectExtent b="0" l="0" r="0" t="0"/>
-            <wp:docPr descr="&lt;math-flow&gt;{&quot;id&quot;:&quot;84eaa62f-f231-42de-9eb1-828efb6e2f6a&quot;,&quot;latex&quot;:&quot;\\[\\text{ValorEstratégico} = w_1 \\cdot \\text{Vida} + w_2 \\cdot \\text{Cobertura} + w_3 \\cdot \\text{Proximidade} + w_4 \\cdot \\text{Risco} + \\text{Movimentação}\\]&quot;,&quot;timestamp&quot;:1784670028348,&quot;scale&quot;:1.2,&quot;bgColor&quot;:&quot;transparent&quot;,&quot;version&quot;:2}&lt;/math-flow&gt;" id="5" name="image5.png"/>
+            <wp:docPr descr="&lt;math-flow&gt;{&quot;id&quot;:&quot;84eaa62f-f231-42de-9eb1-828efb6e2f6a&quot;,&quot;latex&quot;:&quot;\\[\\text{ValorEstratégico} = w_1 \\cdot \\text{Vida} + w_2 \\cdot \\text{Cobertura} + w_3 \\cdot \\text{Proximidade} + w_4 \\cdot \\text{Risco} + \\text{Movimentação}\\]&quot;,&quot;timestamp&quot;:1784670028348,&quot;scale&quot;:1.2,&quot;bgColor&quot;:&quot;transparent&quot;,&quot;version&quot;:2}&lt;/math-flow&gt;" id="5" name="image4.png"/>
             <a:graphic>
               <a:graphicData uri="http://schemas.openxmlformats.org/drawingml/2006/picture">
                 <pic:pic>
                   <pic:nvPicPr>
-                    <pic:cNvPr descr="&lt;math-flow&gt;{&quot;id&quot;:&quot;84eaa62f-f231-42de-9eb1-828efb6e2f6a&quot;,&quot;latex&quot;:&quot;\\[\\text{ValorEstratégico} = w_1 \\cdot \\text{Vida} + w_2 \\cdot \\text{Cobertura} + w_3 \\cdot \\text{Proximidade} + w_4 \\cdot \\text{Risco} + \\text{Movimentação}\\]&quot;,&quot;timestamp&quot;:1784670028348,&quot;scale&quot;:1.2,&quot;bgColor&quot;:&quot;transparent&quot;,&quot;version&quot;:2}&lt;/math-flow&gt;" id="0" name="image5.png"/>
+                    <pic:cNvPr descr="&lt;math-flow&gt;{&quot;id&quot;:&quot;84eaa62f-f231-42de-9eb1-828efb6e2f6a&quot;,&quot;latex&quot;:&quot;\\[\\text{ValorEstratégico} = w_1 \\cdot \\text{Vida} + w_2 \\cdot \\text{Cobertura} + w_3 \\cdot \\text{Proximidade} + w_4 \\cdot \\text{Risco} + \\text{Movimentação}\\]&quot;,&quot;timestamp&quot;:1784670028348,&quot;scale&quot;:1.2,&quot;bgColor&quot;:&quot;transparent&quot;,&quot;version&quot;:2}&lt;/math-flow&gt;" id="0" name="image4.png"/>
                     <pic:cNvPicPr preferRelativeResize="0"/>
                   </pic:nvPicPr>
                   <pic:blipFill>
@@ -3223,7 +3200,7 @@
                   <pic:spPr>
                     <a:xfrm>
                       <a:off x="0" y="0"/>
-                      <a:ext cx="5080000" cy="124921"/>
+                      <a:ext cx="5400000" cy="132800"/>
                     </a:xfrm>
                     <a:prstGeom prst="rect"/>
                     <a:ln/>
@@ -3239,15 +3216,6 @@
           <w:rtl w:val="0"/>
         </w:rPr>
       </w:r>
-      <w:r>
-        <w:rPr>
-          <w:rFonts w:ascii="Times New Roman" w:cs="Times New Roman" w:eastAsia="Times New Roman" w:hAnsi="Times New Roman"/>
-          <w:sz w:val="24"/>
-          <w:szCs w:val="24"/>
-        </w:rPr>
-        <w:tab/>
-        <w:t xml:space="preserve">(2)</w:t>
-      </w:r>
     </w:p>
     <w:p>
       <w:pPr>
@@ -3279,43 +3247,43 @@
       </w:pPr>
       <w:r>
         <w:rPr>
-          <w:sz w:val="24"/>
-          <w:szCs w:val="24"/>
-          <w:rtl w:val="0"/>
-        </w:rPr>
-        <w:t xml:space="preserve">O modelo híbrido proposto — contribuição central da pesquisa — estende a avaliação heurística com a penalização explícita do custo computacional:</w:t>
-      </w:r>
-      <w:r>
-        <w:rPr>
-          <w:rtl w:val="0"/>
-        </w:rPr>
-      </w:r>
-    </w:p>
-    <w:p>
-      <w:pPr>
-        <w:tabs>
-          <w:tab w:val="center" w:pos="4535"/>
-          <w:tab w:val="right" w:pos="9071"/>
-        </w:tabs>
-        <w:spacing w:after="120" w:before="120" w:line="360" w:lineRule="auto"/>
-        <w:rPr/>
-      </w:pPr>
-      <w:r>
-        <w:rPr/>
-        <w:tab/>
-      </w:r>
+          <w:rtl w:val="0"/>
+        </w:rPr>
+        <w:t xml:space="preserve">O modelo híbrido proposto — contribuição central da pesquisa — parte da formulação de compromisso entre valor estratégico e custo computacional:</w:t>
+      </w:r>
+    </w:p>
+    <w:p>
+      <w:pPr>
+        <w:spacing w:line="360" w:lineRule="auto"/>
+        <w:ind w:firstLine="709"/>
+        <w:jc w:val="both"/>
+        <w:rPr/>
+      </w:pPr>
+      <w:r>
+        <w:rPr>
+          <w:rtl w:val="0"/>
+        </w:rPr>
+      </w:r>
+    </w:p>
+    <w:p>
+      <w:pPr>
+        <w:spacing w:line="360" w:lineRule="auto"/>
+        <w:ind w:firstLine="709"/>
+        <w:jc w:val="both"/>
+        <w:rPr/>
+      </w:pPr>
       <w:r>
         <w:rPr/>
         <w:drawing>
           <wp:inline distB="19050" distT="19050" distL="19050" distR="19050">
-            <wp:extent cx="3657600" cy="152400"/>
+            <wp:extent cx="3352800" cy="139700"/>
             <wp:effectExtent b="0" l="0" r="0" t="0"/>
-            <wp:docPr descr="&lt;math-flow&gt;{&quot;id&quot;:&quot;150c8221-1d0a-4c62-95cf-b44bff52f068&quot;,&quot;latex&quot;:&quot;\\[\\text{ScoreAção} = \\text{ValorEstratégico} - \\lambda \\cdot \\text{CustoComputacional}\\]&quot;,&quot;timestamp&quot;:1784670027935,&quot;scale&quot;:1.2,&quot;bgColor&quot;:&quot;transparent&quot;,&quot;version&quot;:2}&lt;/math-flow&gt;" id="6" name="image6.png"/>
+            <wp:docPr descr="&lt;math-flow&gt;{&quot;id&quot;:&quot;9dc83d5b-1228-4774-b855-ced5e39475a0&quot;,&quot;latex&quot;:&quot;\\[\\text{ScoreAção} = \\text{ValorEstratégico} - \\lambda \\cdot \\text{CustoComputacional}\\]&quot;,&quot;timestamp&quot;:1785015775874,&quot;scale&quot;:1.2,&quot;bgColor&quot;:&quot;transparent&quot;,&quot;version&quot;:2}&lt;/math-flow&gt;" id="7" name="image1.png"/>
             <a:graphic>
               <a:graphicData uri="http://schemas.openxmlformats.org/drawingml/2006/picture">
                 <pic:pic>
                   <pic:nvPicPr>
-                    <pic:cNvPr descr="&lt;math-flow&gt;{&quot;id&quot;:&quot;150c8221-1d0a-4c62-95cf-b44bff52f068&quot;,&quot;latex&quot;:&quot;\\[\\text{ScoreAção} = \\text{ValorEstratégico} - \\lambda \\cdot \\text{CustoComputacional}\\]&quot;,&quot;timestamp&quot;:1784670027935,&quot;scale&quot;:1.2,&quot;bgColor&quot;:&quot;transparent&quot;,&quot;version&quot;:2}&lt;/math-flow&gt;" id="0" name="image6.png"/>
+                    <pic:cNvPr descr="&lt;math-flow&gt;{&quot;id&quot;:&quot;9dc83d5b-1228-4774-b855-ced5e39475a0&quot;,&quot;latex&quot;:&quot;\\[\\text{ScoreAção} = \\text{ValorEstratégico} - \\lambda \\cdot \\text{CustoComputacional}\\]&quot;,&quot;timestamp&quot;:1785015775874,&quot;scale&quot;:1.2,&quot;bgColor&quot;:&quot;transparent&quot;,&quot;version&quot;:2}&lt;/math-flow&gt;" id="0" name="image1.png"/>
                     <pic:cNvPicPr preferRelativeResize="0"/>
                   </pic:nvPicPr>
                   <pic:blipFill>
@@ -3328,7 +3296,7 @@
                   <pic:spPr>
                     <a:xfrm>
                       <a:off x="0" y="0"/>
-                      <a:ext cx="3657600" cy="152400"/>
+                      <a:ext cx="3352800" cy="139700"/>
                     </a:xfrm>
                     <a:prstGeom prst="rect"/>
                     <a:ln/>
@@ -3344,14 +3312,33 @@
           <w:rtl w:val="0"/>
         </w:rPr>
       </w:r>
+    </w:p>
+    <w:p>
+      <w:pPr>
+        <w:spacing w:line="360" w:lineRule="auto"/>
+        <w:ind w:firstLine="709"/>
+        <w:jc w:val="both"/>
+        <w:rPr/>
+      </w:pPr>
+      <w:r>
+        <w:rPr>
+          <w:rtl w:val="0"/>
+        </w:rPr>
+      </w:r>
+    </w:p>
+    <w:p>
+      <w:pPr>
+        <w:spacing w:line="360" w:lineRule="auto"/>
+        <w:ind w:firstLine="709"/>
+        <w:jc w:val="both"/>
+        <w:rPr/>
+      </w:pPr>
       <w:r>
         <w:rPr>
           <w:rFonts w:ascii="Times New Roman" w:cs="Times New Roman" w:eastAsia="Times New Roman" w:hAnsi="Times New Roman"/>
-          <w:sz w:val="24"/>
-          <w:szCs w:val="24"/>
-        </w:rPr>
-        <w:tab/>
-        <w:t xml:space="preserve">(3)</w:t>
+          <w:rtl w:val="0"/>
+        </w:rPr>
+        <w:t xml:space="preserve">A implementação inicial aplicou essa expressão no nível das ações: cada posição candidata teria descontado o custo, em operações contadas, de avaliá-la. Os experimentos de calibração mostraram que essa aplicação é inócua neste domínio, por duas razões mensuradas. Primeiro, a decomposição do custo revelou que o loop de avaliação posicional responde por apenas 16% do consumo total do agente heurístico, enquanto 84% concentra-se na busca de caminho executada a cada turno — de modo que nenhum valor de λ poderia economizar mais que a fração minoritária atingida. Segundo, e mais fundamental: como avaliar qualquer posição custa praticamente o mesmo, o termo subtraído torna-se uma constante idêntica para todas as candidatas e, portanto, não altera qual delas apresenta o maior score. Formalmente, sendo o custo aproximadamente uniforme e igual a k, tem-se que o argumento máximo de (Valor − λk) coincide com o argumento máximo de Valor. Esse resultado negativo delimita a condição de aplicabilidade da formulação: a penalização por ação só discrimina quando as ações diferem entre si em custo.</w:t>
       </w:r>
     </w:p>
     <w:p>
@@ -3363,12 +3350,173 @@
       </w:pPr>
       <w:r>
         <w:rPr>
-          <w:sz w:val="24"/>
-          <w:szCs w:val="24"/>
-          <w:rtl w:val="0"/>
-        </w:rPr>
-        <w:t xml:space="preserve">onde CustoComputacional é o custo, em operações contadas, de avaliar a própria ação, e lambda é o parâmetro de compromisso que converte operações em unidades de valor estratégico: com lambda igual a zero o modelo colapsa no heurístico puro; com lambda grande, aproxima-se do reativo. Seguindo o protocolo experimental (Seção 4.8), o modelo híbrido será construído somente após a análise da campanha de caracterização dos modelos básicos — a solução é derivada dos dados —, com lambda calibrado no banco de 200 sementes.</w:t>
-      </w:r>
+          <w:rtl w:val="0"/>
+        </w:rPr>
+      </w:r>
+    </w:p>
+    <w:p>
+      <w:pPr>
+        <w:spacing w:line="360" w:lineRule="auto"/>
+        <w:ind w:firstLine="709"/>
+        <w:jc w:val="both"/>
+        <w:rPr/>
+      </w:pPr>
+      <w:r>
+        <w:rPr>
+          <w:rtl w:val="0"/>
+        </w:rPr>
+        <w:t xml:space="preserve">A partir dessa constatação, o modelo foi reformulado aplicando o mesmo compromisso um nível acima, na decisão sobre o próprio procedimento de decisão. O agente delibera — isto é, executa a avaliação posicional completa — se, e somente se, o valor estratégico em jogo compensar o custo previsto da análise:</w:t>
+      </w:r>
+    </w:p>
+    <w:p>
+      <w:pPr>
+        <w:spacing w:line="360" w:lineRule="auto"/>
+        <w:ind w:firstLine="709"/>
+        <w:jc w:val="both"/>
+        <w:rPr/>
+      </w:pPr>
+      <w:r>
+        <w:rPr>
+          <w:rtl w:val="0"/>
+        </w:rPr>
+      </w:r>
+    </w:p>
+    <w:p>
+      <w:pPr>
+        <w:spacing w:line="360" w:lineRule="auto"/>
+        <w:ind w:firstLine="709"/>
+        <w:jc w:val="both"/>
+        <w:rPr/>
+      </w:pPr>
+      <w:r>
+        <w:rPr/>
+        <w:drawing>
+          <wp:inline distB="19050" distT="19050" distL="19050" distR="19050">
+            <wp:extent cx="2298700" cy="139700"/>
+            <wp:effectExtent b="0" l="0" r="0" t="0"/>
+            <wp:docPr descr="&lt;math-flow&gt;{&quot;id&quot;:&quot;2d0492e0-2738-46b0-8cfe-a7f35bdacc93&quot;,&quot;latex&quot;:&quot;\\[\\text{ValorEmJogo} - \\lambda \\cdot \\text{CustoEstimado} &gt; 0\\]&quot;,&quot;timestamp&quot;:1785015775477,&quot;scale&quot;:1.2,&quot;bgColor&quot;:&quot;transparent&quot;,&quot;version&quot;:2}&lt;/math-flow&gt;" id="6" name="image2.png"/>
+            <a:graphic>
+              <a:graphicData uri="http://schemas.openxmlformats.org/drawingml/2006/picture">
+                <pic:pic>
+                  <pic:nvPicPr>
+                    <pic:cNvPr descr="&lt;math-flow&gt;{&quot;id&quot;:&quot;2d0492e0-2738-46b0-8cfe-a7f35bdacc93&quot;,&quot;latex&quot;:&quot;\\[\\text{ValorEmJogo} - \\lambda \\cdot \\text{CustoEstimado} &gt; 0\\]&quot;,&quot;timestamp&quot;:1785015775477,&quot;scale&quot;:1.2,&quot;bgColor&quot;:&quot;transparent&quot;,&quot;version&quot;:2}&lt;/math-flow&gt;" id="0" name="image2.png"/>
+                    <pic:cNvPicPr preferRelativeResize="0"/>
+                  </pic:nvPicPr>
+                  <pic:blipFill>
+                    <a:blip r:embed="rId10"/>
+                    <a:srcRect b="0" l="0" r="0" t="0"/>
+                    <a:stretch>
+                      <a:fillRect/>
+                    </a:stretch>
+                  </pic:blipFill>
+                  <pic:spPr>
+                    <a:xfrm>
+                      <a:off x="0" y="0"/>
+                      <a:ext cx="2298700" cy="139700"/>
+                    </a:xfrm>
+                    <a:prstGeom prst="rect"/>
+                    <a:ln/>
+                  </pic:spPr>
+                </pic:pic>
+              </a:graphicData>
+            </a:graphic>
+          </wp:inline>
+        </w:drawing>
+      </w:r>
+      <w:r>
+        <w:rPr>
+          <w:rtl w:val="0"/>
+        </w:rPr>
+      </w:r>
+    </w:p>
+    <w:p>
+      <w:pPr>
+        <w:spacing w:line="360" w:lineRule="auto"/>
+        <w:ind w:firstLine="709"/>
+        <w:jc w:val="both"/>
+        <w:rPr/>
+      </w:pPr>
+      <w:r>
+        <w:rPr>
+          <w:rtl w:val="0"/>
+        </w:rPr>
+      </w:r>
+    </w:p>
+    <w:p>
+      <w:pPr>
+        <w:spacing w:line="360" w:lineRule="auto"/>
+        <w:ind w:firstLine="709"/>
+        <w:jc w:val="both"/>
+        <w:rPr/>
+      </w:pPr>
+      <w:r>
+        <w:rPr>
+          <w:rtl w:val="0"/>
+        </w:rPr>
+        <w:t xml:space="preserve">O ValorEmJogo é estimado por n × (Proximidade + Vulnerabilidade), onde n é o número de inimigos visíveis, Proximidade é o inverso da distância ao mais próximo e Vulnerabilidade é a fração de vida já perdida — grandezas que crescem justamente nas situações em que decidir bem tem maior consequência. O CustoEstimado é o produto do número de posições candidatas pelo custo unitário de avaliação. Quando não há inimigos à vista, o valor em jogo é nulo e a análise nunca se justifica.</w:t>
+      </w:r>
+    </w:p>
+    <w:p>
+      <w:pPr>
+        <w:spacing w:line="360" w:lineRule="auto"/>
+        <w:ind w:firstLine="709"/>
+        <w:jc w:val="both"/>
+        <w:rPr/>
+      </w:pPr>
+      <w:r>
+        <w:rPr>
+          <w:rtl w:val="0"/>
+        </w:rPr>
+      </w:r>
+    </w:p>
+    <w:p>
+      <w:pPr>
+        <w:spacing w:line="360" w:lineRule="auto"/>
+        <w:ind w:firstLine="709"/>
+        <w:jc w:val="both"/>
+        <w:rPr/>
+      </w:pPr>
+      <w:r>
+        <w:rPr>
+          <w:rtl w:val="0"/>
+        </w:rPr>
+        <w:t xml:space="preserve">Essa formulação confere ao parâmetro λ o comportamento de espectro previsto na fundamentação teórica: com λ igual a zero o agente delibera sempre, reproduzindo a IA Heurística pura; com λ suficientemente alto nunca delibera, aproximando-se da IA Reativa; e valores intermediários percorrem o compromisso entre ambos.</w:t>
+      </w:r>
+    </w:p>
+    <w:p>
+      <w:pPr>
+        <w:spacing w:line="360" w:lineRule="auto"/>
+        <w:ind w:firstLine="709"/>
+        <w:jc w:val="both"/>
+        <w:rPr/>
+      </w:pPr>
+      <w:r>
+        <w:rPr>
+          <w:rtl w:val="0"/>
+        </w:rPr>
+      </w:r>
+    </w:p>
+    <w:p>
+      <w:pPr>
+        <w:spacing w:line="360" w:lineRule="auto"/>
+        <w:ind w:firstLine="709"/>
+        <w:jc w:val="both"/>
+        <w:rPr/>
+      </w:pPr>
+      <w:r>
+        <w:rPr>
+          <w:rtl w:val="0"/>
+        </w:rPr>
+        <w:t xml:space="preserve">Quando a deliberação não se justifica, o agente opera em regime econômico: desloca-se por passo guloso na direção do objetivo, verificando apenas as células do próprio caminho — três a seis operações — em vez de expandir toda a vizinhança alcançável, o que exige cerca de vinte e cinco. Caso o caminho guloso seja bloqueado por um obstáculo que a busca completa contornaria, o agente recorre à busca, reservando o gasto elevado às situações em que a alternativa barata falha. A economia é efetivamente medida, e não presumida: cada verificação do passo guloso é contabilizada pelo mesmo instrumento que mede as demais operações, e o caminho traçado é validado em tempo constante por passo, sem repetição da busca.</w:t>
+      </w:r>
+    </w:p>
+    <w:p>
+      <w:pPr>
+        <w:spacing w:line="360" w:lineRule="auto"/>
+        <w:ind w:firstLine="709"/>
+        <w:jc w:val="both"/>
+        <w:rPr/>
+      </w:pPr>
       <w:r>
         <w:rPr>
           <w:rtl w:val="0"/>
@@ -3421,33 +3569,26 @@
     </w:p>
     <w:p>
       <w:pPr>
-        <w:tabs>
-          <w:tab w:val="center" w:pos="4535"/>
-          <w:tab w:val="right" w:pos="9071"/>
-        </w:tabs>
         <w:spacing w:after="120" w:before="120" w:line="360" w:lineRule="auto"/>
-        <w:rPr/>
-      </w:pPr>
-      <w:r>
-        <w:rPr/>
-        <w:tab/>
-      </w:r>
+        <w:jc w:val="center"/>
+        <w:rPr/>
+      </w:pPr>
       <w:r>
         <w:rPr/>
         <w:drawing>
           <wp:inline distB="19050" distT="19050" distL="19050" distR="19050">
             <wp:extent cx="3149600" cy="355600"/>
             <wp:effectExtent b="0" l="0" r="0" t="0"/>
-            <wp:docPr descr="&lt;math-flow&gt;{&quot;id&quot;:&quot;a4efdf09-eee3-42d0-8450-7793ceef0d64&quot;,&quot;latex&quot;:&quot;\\[\\text{DamageRatio} = \\frac{\\text{dano causado}}{\\max(\\text{dano recebido},\\ \\varepsilon)}, \\quad \\varepsilon = 1\\]&quot;,&quot;timestamp&quot;:1784670027528,&quot;scale&quot;:1.2,&quot;bgColor&quot;:&quot;transparent&quot;,&quot;version&quot;:2}&lt;/math-flow&gt;" id="7" name="image4.png"/>
+            <wp:docPr descr="&lt;math-flow&gt;{&quot;id&quot;:&quot;a4efdf09-eee3-42d0-8450-7793ceef0d64&quot;,&quot;latex&quot;:&quot;\\[\\text{DamageRatio} = \\frac{\\text{dano causado}}{\\max(\\text{dano recebido},\\ \\varepsilon)}, \\quad \\varepsilon = 1\\]&quot;,&quot;timestamp&quot;:1784670027528,&quot;scale&quot;:1.2,&quot;bgColor&quot;:&quot;transparent&quot;,&quot;version&quot;:2}&lt;/math-flow&gt;" id="8" name="image7.png"/>
             <a:graphic>
               <a:graphicData uri="http://schemas.openxmlformats.org/drawingml/2006/picture">
                 <pic:pic>
                   <pic:nvPicPr>
-                    <pic:cNvPr descr="&lt;math-flow&gt;{&quot;id&quot;:&quot;a4efdf09-eee3-42d0-8450-7793ceef0d64&quot;,&quot;latex&quot;:&quot;\\[\\text{DamageRatio} = \\frac{\\text{dano causado}}{\\max(\\text{dano recebido},\\ \\varepsilon)}, \\quad \\varepsilon = 1\\]&quot;,&quot;timestamp&quot;:1784670027528,&quot;scale&quot;:1.2,&quot;bgColor&quot;:&quot;transparent&quot;,&quot;version&quot;:2}&lt;/math-flow&gt;" id="0" name="image4.png"/>
+                    <pic:cNvPr descr="&lt;math-flow&gt;{&quot;id&quot;:&quot;a4efdf09-eee3-42d0-8450-7793ceef0d64&quot;,&quot;latex&quot;:&quot;\\[\\text{DamageRatio} = \\frac{\\text{dano causado}}{\\max(\\text{dano recebido},\\ \\varepsilon)}, \\quad \\varepsilon = 1\\]&quot;,&quot;timestamp&quot;:1784670027528,&quot;scale&quot;:1.2,&quot;bgColor&quot;:&quot;transparent&quot;,&quot;version&quot;:2}&lt;/math-flow&gt;" id="0" name="image7.png"/>
                     <pic:cNvPicPr preferRelativeResize="0"/>
                   </pic:nvPicPr>
                   <pic:blipFill>
-                    <a:blip r:embed="rId10"/>
+                    <a:blip r:embed="rId11"/>
                     <a:srcRect b="0" l="0" r="0" t="0"/>
                     <a:stretch>
                       <a:fillRect/>
@@ -3472,15 +3613,6 @@
           <w:rtl w:val="0"/>
         </w:rPr>
       </w:r>
-      <w:r>
-        <w:rPr>
-          <w:rFonts w:ascii="Times New Roman" w:cs="Times New Roman" w:eastAsia="Times New Roman" w:hAnsi="Times New Roman"/>
-          <w:sz w:val="24"/>
-          <w:szCs w:val="24"/>
-        </w:rPr>
-        <w:tab/>
-        <w:t xml:space="preserve">(4)</w:t>
-      </w:r>
     </w:p>
     <w:p>
       <w:pPr>
@@ -3505,33 +3637,26 @@
     </w:p>
     <w:p>
       <w:pPr>
-        <w:tabs>
-          <w:tab w:val="center" w:pos="4535"/>
-          <w:tab w:val="right" w:pos="9071"/>
-        </w:tabs>
         <w:spacing w:after="120" w:before="120" w:line="360" w:lineRule="auto"/>
-        <w:rPr/>
-      </w:pPr>
-      <w:r>
-        <w:rPr/>
-        <w:tab/>
-      </w:r>
+        <w:jc w:val="center"/>
+        <w:rPr/>
+      </w:pPr>
       <w:r>
         <w:rPr/>
         <w:drawing>
           <wp:inline distB="19050" distT="19050" distL="19050" distR="19050">
-            <wp:extent cx="5080000" cy="312143"/>
+            <wp:extent cx="5400000" cy="331843"/>
             <wp:effectExtent b="0" l="0" r="0" t="0"/>
-            <wp:docPr descr="&lt;math-flow&gt;{&quot;id&quot;:&quot;5dad83ec-14d9-4cc2-858a-0dff8c098bb1&quot;,&quot;latex&quot;:&quot;\\[\\text{StrategicScore} = 0{,}3 \\cdot \\text{WinRate} + 0{,}2 \\cdot \\text{DamageRatio} + 0{,}2 \\cdot \\text{CoverUsage} + 0{,}2 \\cdot \\text{Efficiency} + 0{,}1 \\cdot \\frac{1}{\\max(\\text{Custo},\\ \\varepsilon)}\\]&quot;,&quot;timestamp&quot;:1784670027082,&quot;scale&quot;:1.2,&quot;bgColor&quot;:&quot;transparent&quot;,&quot;version&quot;:2}&lt;/math-flow&gt;" id="1" name="image1.png"/>
+            <wp:docPr descr="&lt;math-flow&gt;{&quot;id&quot;:&quot;5dad83ec-14d9-4cc2-858a-0dff8c098bb1&quot;,&quot;latex&quot;:&quot;\\[\\text{StrategicScore} = 0{,}3 \\cdot \\text{WinRate} + 0{,}2 \\cdot \\text{DamageRatio} + 0{,}2 \\cdot \\text{CoverUsage} + 0{,}2 \\cdot \\text{Efficiency} + 0{,}1 \\cdot \\frac{1}{\\max(\\text{Custo},\\ \\varepsilon)}\\]&quot;,&quot;timestamp&quot;:1784670027082,&quot;scale&quot;:1.2,&quot;bgColor&quot;:&quot;transparent&quot;,&quot;version&quot;:2}&lt;/math-flow&gt;" id="1" name="image6.png"/>
             <a:graphic>
               <a:graphicData uri="http://schemas.openxmlformats.org/drawingml/2006/picture">
                 <pic:pic>
                   <pic:nvPicPr>
-                    <pic:cNvPr descr="&lt;math-flow&gt;{&quot;id&quot;:&quot;5dad83ec-14d9-4cc2-858a-0dff8c098bb1&quot;,&quot;latex&quot;:&quot;\\[\\text{StrategicScore} = 0{,}3 \\cdot \\text{WinRate} + 0{,}2 \\cdot \\text{DamageRatio} + 0{,}2 \\cdot \\text{CoverUsage} + 0{,}2 \\cdot \\text{Efficiency} + 0{,}1 \\cdot \\frac{1}{\\max(\\text{Custo},\\ \\varepsilon)}\\]&quot;,&quot;timestamp&quot;:1784670027082,&quot;scale&quot;:1.2,&quot;bgColor&quot;:&quot;transparent&quot;,&quot;version&quot;:2}&lt;/math-flow&gt;" id="0" name="image1.png"/>
+                    <pic:cNvPr descr="&lt;math-flow&gt;{&quot;id&quot;:&quot;5dad83ec-14d9-4cc2-858a-0dff8c098bb1&quot;,&quot;latex&quot;:&quot;\\[\\text{StrategicScore} = 0{,}3 \\cdot \\text{WinRate} + 0{,}2 \\cdot \\text{DamageRatio} + 0{,}2 \\cdot \\text{CoverUsage} + 0{,}2 \\cdot \\text{Efficiency} + 0{,}1 \\cdot \\frac{1}{\\max(\\text{Custo},\\ \\varepsilon)}\\]&quot;,&quot;timestamp&quot;:1784670027082,&quot;scale&quot;:1.2,&quot;bgColor&quot;:&quot;transparent&quot;,&quot;version&quot;:2}&lt;/math-flow&gt;" id="0" name="image6.png"/>
                     <pic:cNvPicPr preferRelativeResize="0"/>
                   </pic:nvPicPr>
                   <pic:blipFill>
-                    <a:blip r:embed="rId11"/>
+                    <a:blip r:embed="rId12"/>
                     <a:srcRect b="0" l="0" r="0" t="0"/>
                     <a:stretch>
                       <a:fillRect/>
@@ -3540,7 +3665,7 @@
                   <pic:spPr>
                     <a:xfrm>
                       <a:off x="0" y="0"/>
-                      <a:ext cx="5080000" cy="312143"/>
+                      <a:ext cx="5400000" cy="331843"/>
                     </a:xfrm>
                     <a:prstGeom prst="rect"/>
                     <a:ln/>
@@ -3556,45 +3681,29 @@
           <w:rtl w:val="0"/>
         </w:rPr>
       </w:r>
-      <w:r>
-        <w:rPr>
-          <w:rFonts w:ascii="Times New Roman" w:cs="Times New Roman" w:eastAsia="Times New Roman" w:hAnsi="Times New Roman"/>
-          <w:sz w:val="24"/>
-          <w:szCs w:val="24"/>
-        </w:rPr>
-        <w:tab/>
-        <w:t xml:space="preserve">(5)</w:t>
-      </w:r>
-    </w:p>
-    <w:p>
-      <w:pPr>
-        <w:tabs>
-          <w:tab w:val="center" w:pos="4535"/>
-          <w:tab w:val="right" w:pos="9071"/>
-        </w:tabs>
+    </w:p>
+    <w:p>
+      <w:pPr>
         <w:spacing w:after="120" w:before="120" w:line="360" w:lineRule="auto"/>
-        <w:rPr/>
-      </w:pPr>
-      <w:r>
-        <w:rPr/>
-        <w:tab/>
-      </w:r>
+        <w:jc w:val="center"/>
+        <w:rPr/>
+      </w:pPr>
       <w:r>
         <w:rPr/>
         <w:drawing>
           <wp:inline distB="19050" distT="19050" distL="19050" distR="19050">
             <wp:extent cx="2514600" cy="355600"/>
             <wp:effectExtent b="0" l="0" r="0" t="0"/>
-            <wp:docPr descr="&lt;math-flow&gt;{&quot;id&quot;:&quot;752f6c3a-cbe3-44cc-81b9-d9de0883b22f&quot;,&quot;latex&quot;:&quot;\\[\\text{Efficiency} = \\frac{1}{\\max(\\text{TurnsToVictory},\\ 1)}\\]&quot;,&quot;timestamp&quot;:1784670026522,&quot;scale&quot;:1.2,&quot;bgColor&quot;:&quot;transparent&quot;,&quot;version&quot;:2}&lt;/math-flow&gt;" id="3" name="image2.png"/>
+            <wp:docPr descr="&lt;math-flow&gt;{&quot;id&quot;:&quot;752f6c3a-cbe3-44cc-81b9-d9de0883b22f&quot;,&quot;latex&quot;:&quot;\\[\\text{Efficiency} = \\frac{1}{\\max(\\text{TurnsToVictory},\\ 1)}\\]&quot;,&quot;timestamp&quot;:1784670026522,&quot;scale&quot;:1.2,&quot;bgColor&quot;:&quot;transparent&quot;,&quot;version&quot;:2}&lt;/math-flow&gt;" id="3" name="image8.png"/>
             <a:graphic>
               <a:graphicData uri="http://schemas.openxmlformats.org/drawingml/2006/picture">
                 <pic:pic>
                   <pic:nvPicPr>
-                    <pic:cNvPr descr="&lt;math-flow&gt;{&quot;id&quot;:&quot;752f6c3a-cbe3-44cc-81b9-d9de0883b22f&quot;,&quot;latex&quot;:&quot;\\[\\text{Efficiency} = \\frac{1}{\\max(\\text{TurnsToVictory},\\ 1)}\\]&quot;,&quot;timestamp&quot;:1784670026522,&quot;scale&quot;:1.2,&quot;bgColor&quot;:&quot;transparent&quot;,&quot;version&quot;:2}&lt;/math-flow&gt;" id="0" name="image2.png"/>
+                    <pic:cNvPr descr="&lt;math-flow&gt;{&quot;id&quot;:&quot;752f6c3a-cbe3-44cc-81b9-d9de0883b22f&quot;,&quot;latex&quot;:&quot;\\[\\text{Efficiency} = \\frac{1}{\\max(\\text{TurnsToVictory},\\ 1)}\\]&quot;,&quot;timestamp&quot;:1784670026522,&quot;scale&quot;:1.2,&quot;bgColor&quot;:&quot;transparent&quot;,&quot;version&quot;:2}&lt;/math-flow&gt;" id="0" name="image8.png"/>
                     <pic:cNvPicPr preferRelativeResize="0"/>
                   </pic:nvPicPr>
                   <pic:blipFill>
-                    <a:blip r:embed="rId12"/>
+                    <a:blip r:embed="rId13"/>
                     <a:srcRect b="0" l="0" r="0" t="0"/>
                     <a:stretch>
                       <a:fillRect/>
@@ -3619,15 +3728,6 @@
           <w:rtl w:val="0"/>
         </w:rPr>
       </w:r>
-      <w:r>
-        <w:rPr>
-          <w:rFonts w:ascii="Times New Roman" w:cs="Times New Roman" w:eastAsia="Times New Roman" w:hAnsi="Times New Roman"/>
-          <w:sz w:val="24"/>
-          <w:szCs w:val="24"/>
-        </w:rPr>
-        <w:tab/>
-        <w:t xml:space="preserve">(6)</w:t>
-      </w:r>
     </w:p>
     <w:p>
       <w:pPr>
@@ -3699,7 +3799,11 @@
         <w:spacing w:line="360" w:lineRule="auto"/>
         <w:ind w:firstLine="709"/>
         <w:jc w:val="both"/>
-        <w:rPr/>
+        <w:rPr>
+          <w:rFonts w:ascii="Courier New" w:cs="Courier New" w:eastAsia="Courier New" w:hAnsi="Courier New"/>
+          <w:sz w:val="21"/>
+          <w:szCs w:val="21"/>
+        </w:rPr>
       </w:pPr>
       <w:r>
         <w:rPr>
@@ -3708,7 +3812,27 @@
           <w:rtl w:val="0"/>
         </w:rPr>
         <w:t xml:space="preserve">A campanha de coleta segue etapas ordenadas, cada uma com 1000 partidas documentadas: (1) autoconfronto por modelo — três instâncias do mesmo modelo por partida —, caracterizando o comportamento decisório de cada um isoladamente; (2) confronto misto, com um agente de cada modelo; (3) análise das métricas decisórias e identificação dos melhores comportamentos; (4) construção do modelo híbrido a partir do que os dados mostrarem; (5) avaliação final do híbrido contra cada modelo e contra os melhores identificados, verificando a hipótese de superioridade em eficácia e custo. Todas as execuções usam o mesmo banco de 1000 sementes, garantindo comparabilidade integral. O pipeline é determinístico de ponta a ponta — mesma semente, mesmos modelos, mesmos parâmetros produzem partidas byte a byte idênticas, propriedade verificada por reexecução integral de lotes.</w:t>
-      </w:r>
+        <w:br w:type="textWrapping"/>
+      </w:r>
+      <w:r>
+        <w:rPr>
+          <w:rtl w:val="0"/>
+        </w:rPr>
+        <w:t xml:space="preserve">A calibração do modelo híbrido foi conduzida exclusivamente sobre o banco de 200 sementes reservado a esse fim, com varredura do parâmetro λ nos valores 0; 0,002; 0,005; 0,01 e 0,02. O valor adotado, λ = 0,005, corresponde ao joelho da curva de compromisso: preserva a eficácia máxima observada no modelo enquanto reduz o consumo em quinze por cento relativamente à deliberação irrestrita. Um mecanismo adicional de poda — limitar o número de candidatas avaliadas por turno — foi testado e descartado por reduzir a eficácia sem economia correspondente; permanece implementado, porém desativado por padrão, e o resultado está registrado.</w:t>
+      </w:r>
+      <w:r>
+        <w:rPr>
+          <w:rtl w:val="0"/>
+        </w:rPr>
+      </w:r>
+    </w:p>
+    <w:p>
+      <w:pPr>
+        <w:spacing w:line="360" w:lineRule="auto"/>
+        <w:ind w:firstLine="709"/>
+        <w:jc w:val="both"/>
+        <w:rPr/>
+      </w:pPr>
       <w:r>
         <w:rPr>
           <w:rtl w:val="0"/>
@@ -9163,7 +9287,7 @@
       </w:r>
     </w:p>
     <w:sectPr>
-      <w:footerReference r:id="rId13" w:type="default"/>
+      <w:footerReference r:id="rId14" w:type="default"/>
       <w:type w:val="nextPage"/>
       <w:pgSz w:h="16838" w:w="11906" w:orient="portrait"/>
       <w:pgMar w:bottom="1134" w:top="1701" w:left="1701" w:right="1134" w:header="708" w:footer="708"/>
@@ -9172,7 +9296,19 @@
 </w:document>
 </file>
 
-<file path=word/footer1.xml><?xml version="1.0" encoding="utf-8"?>
+<file path=word\fontTable.xml><?xml version="1.0" encoding="utf-8"?>
+<w:fonts xmlns:mc="http://schemas.openxmlformats.org/markup-compatibility/2006" xmlns:o="urn:schemas-microsoft-com:office:office" xmlns:r="http://schemas.openxmlformats.org/officeDocument/2006/relationships" xmlns:m="http://schemas.openxmlformats.org/officeDocument/2006/math" xmlns:v="urn:schemas-microsoft-com:vml" xmlns:wp="http://schemas.openxmlformats.org/drawingml/2006/wordprocessingDrawing" xmlns:w10="urn:schemas-microsoft-com:office:word" xmlns:w="http://schemas.openxmlformats.org/wordprocessingml/2006/main" xmlns:wne="http://schemas.microsoft.com/office/word/2006/wordml" xmlns:sl="http://schemas.openxmlformats.org/schemaLibrary/2006/main" xmlns:a="http://schemas.openxmlformats.org/drawingml/2006/main" xmlns:pic="http://schemas.openxmlformats.org/drawingml/2006/picture" xmlns:c="http://schemas.openxmlformats.org/drawingml/2006/chart" xmlns:lc="http://schemas.openxmlformats.org/drawingml/2006/lockedCanvas" xmlns:dgm="http://schemas.openxmlformats.org/drawingml/2006/diagram" xmlns:wps="http://schemas.microsoft.com/office/word/2010/wordprocessingShape" xmlns:wpg="http://schemas.microsoft.com/office/word/2010/wordprocessingGroup" xmlns:w14="http://schemas.microsoft.com/office/word/2010/wordml" xmlns:w15="http://schemas.microsoft.com/office/word/2012/wordml" xmlns:w16="http://schemas.microsoft.com/office/word/2018/wordml" xmlns:w16cex="http://schemas.microsoft.com/office/word/2018/wordml/cex" xmlns:w16cid="http://schemas.microsoft.com/office/word/2016/wordml/cid" xmlns="http://schemas.microsoft.com/office/tasks/2019/documenttasks" xmlns:cr="http://schemas.microsoft.com/office/comments/2020/reactions">
+  <w:font w:name="Georgia"/>
+  <w:font w:name="Courier New"/>
+  <w:font w:name="Cardo">
+    <w:embedRegular w:fontKey="{00000000-0000-0000-0000-000000000000}" r:id="rId1" w:subsetted="0"/>
+    <w:embedBold w:fontKey="{00000000-0000-0000-0000-000000000000}" r:id="rId2" w:subsetted="0"/>
+    <w:embedItalic w:fontKey="{00000000-0000-0000-0000-000000000000}" r:id="rId3" w:subsetted="0"/>
+  </w:font>
+</w:fonts>
+</file>
+
+<file path=word\footer1.xml><?xml version="1.0" encoding="utf-8"?>
 <w:ftr xmlns:mc="http://schemas.openxmlformats.org/markup-compatibility/2006" xmlns:o="urn:schemas-microsoft-com:office:office" xmlns:r="http://schemas.openxmlformats.org/officeDocument/2006/relationships" xmlns:m="http://schemas.openxmlformats.org/officeDocument/2006/math" xmlns:v="urn:schemas-microsoft-com:vml" xmlns:wp="http://schemas.openxmlformats.org/drawingml/2006/wordprocessingDrawing" xmlns:w10="urn:schemas-microsoft-com:office:word" xmlns:w="http://schemas.openxmlformats.org/wordprocessingml/2006/main" xmlns:wne="http://schemas.microsoft.com/office/word/2006/wordml" xmlns:sl="http://schemas.openxmlformats.org/schemaLibrary/2006/main" xmlns:a="http://schemas.openxmlformats.org/drawingml/2006/main" xmlns:pic="http://schemas.openxmlformats.org/drawingml/2006/picture" xmlns:c="http://schemas.openxmlformats.org/drawingml/2006/chart" xmlns:lc="http://schemas.openxmlformats.org/drawingml/2006/lockedCanvas" xmlns:dgm="http://schemas.openxmlformats.org/drawingml/2006/diagram" xmlns:wps="http://schemas.microsoft.com/office/word/2010/wordprocessingShape" xmlns:wpg="http://schemas.microsoft.com/office/word/2010/wordprocessingGroup" xmlns:w14="http://schemas.microsoft.com/office/word/2010/wordml" xmlns:w15="http://schemas.microsoft.com/office/word/2012/wordml" xmlns:w16="http://schemas.microsoft.com/office/word/2018/wordml" xmlns:w16cex="http://schemas.microsoft.com/office/word/2018/wordml/cex" xmlns:w16cid="http://schemas.microsoft.com/office/word/2016/wordml/cid" xmlns="http://schemas.microsoft.com/office/tasks/2019/documenttasks" xmlns:cr="http://schemas.microsoft.com/office/comments/2020/reactions">
   <w:p>
     <w:pPr>
@@ -9200,15 +9336,27 @@
 </w:ftr>
 </file>
 
-<file path=word/numbering.xml><?xml version="1.0" encoding="utf-8"?>
+<file path=word\numbering.xml><?xml version="1.0" encoding="utf-8"?>
 <w:numbering xmlns:mc="http://schemas.openxmlformats.org/markup-compatibility/2006" xmlns:o="urn:schemas-microsoft-com:office:office" xmlns:r="http://schemas.openxmlformats.org/officeDocument/2006/relationships" xmlns:m="http://schemas.openxmlformats.org/officeDocument/2006/math" xmlns:v="urn:schemas-microsoft-com:vml" xmlns:wp="http://schemas.openxmlformats.org/drawingml/2006/wordprocessingDrawing" xmlns:w10="urn:schemas-microsoft-com:office:word" xmlns:w="http://schemas.openxmlformats.org/wordprocessingml/2006/main" xmlns:wne="http://schemas.microsoft.com/office/word/2006/wordml" xmlns:sl="http://schemas.openxmlformats.org/schemaLibrary/2006/main" xmlns:a="http://schemas.openxmlformats.org/drawingml/2006/main" xmlns:pic="http://schemas.openxmlformats.org/drawingml/2006/picture" xmlns:c="http://schemas.openxmlformats.org/drawingml/2006/chart" xmlns:lc="http://schemas.openxmlformats.org/drawingml/2006/lockedCanvas" xmlns:dgm="http://schemas.openxmlformats.org/drawingml/2006/diagram" xmlns:wps="http://schemas.microsoft.com/office/word/2010/wordprocessingShape" xmlns:wpg="http://schemas.microsoft.com/office/word/2010/wordprocessingGroup" xmlns:w14="http://schemas.microsoft.com/office/word/2010/wordml" xmlns:w15="http://schemas.microsoft.com/office/word/2012/wordml" xmlns:w16="http://schemas.microsoft.com/office/word/2018/wordml" xmlns:w16cex="http://schemas.microsoft.com/office/word/2018/wordml/cex" xmlns:w16cid="http://schemas.microsoft.com/office/word/2016/wordml/cid" xmlns="http://schemas.microsoft.com/office/tasks/2019/documenttasks" xmlns:cr="http://schemas.microsoft.com/office/comments/2020/reactions"/>
 </file>
 
-<file path=word/styles.xml><?xml version="1.0" encoding="utf-8"?>
+<file path=word\settings.xml><?xml version="1.0" encoding="utf-8"?>
+<w:settings xmlns:mc="http://schemas.openxmlformats.org/markup-compatibility/2006" xmlns:o="urn:schemas-microsoft-com:office:office" xmlns:r="http://schemas.openxmlformats.org/officeDocument/2006/relationships" xmlns:m="http://schemas.openxmlformats.org/officeDocument/2006/math" xmlns:v="urn:schemas-microsoft-com:vml" xmlns:wp="http://schemas.openxmlformats.org/drawingml/2006/wordprocessingDrawing" xmlns:w10="urn:schemas-microsoft-com:office:word" xmlns:w="http://schemas.openxmlformats.org/wordprocessingml/2006/main" xmlns:wne="http://schemas.microsoft.com/office/word/2006/wordml" xmlns:sl="http://schemas.openxmlformats.org/schemaLibrary/2006/main" xmlns:a="http://schemas.openxmlformats.org/drawingml/2006/main" xmlns:pic="http://schemas.openxmlformats.org/drawingml/2006/picture" xmlns:c="http://schemas.openxmlformats.org/drawingml/2006/chart" xmlns:lc="http://schemas.openxmlformats.org/drawingml/2006/lockedCanvas" xmlns:dgm="http://schemas.openxmlformats.org/drawingml/2006/diagram" xmlns:wps="http://schemas.microsoft.com/office/word/2010/wordprocessingShape" xmlns:wpg="http://schemas.microsoft.com/office/word/2010/wordprocessingGroup" xmlns:w14="http://schemas.microsoft.com/office/word/2010/wordml" xmlns:w15="http://schemas.microsoft.com/office/word/2012/wordml" xmlns:w16="http://schemas.microsoft.com/office/word/2018/wordml" xmlns:w16cex="http://schemas.microsoft.com/office/word/2018/wordml/cex" xmlns:w16cid="http://schemas.microsoft.com/office/word/2016/wordml/cid" xmlns="http://schemas.microsoft.com/office/tasks/2019/documenttasks" xmlns:cr="http://schemas.microsoft.com/office/comments/2020/reactions">
+  <w:embedTrueTypeFonts w:val="1"/>
+  <w:defaultTabStop w:val="720"/>
+  <w:compat>
+    <w:compatSetting w:val="15" w:name="compatibilityMode" w:uri="http://schemas.microsoft.com/office/word"/>
+  </w:compat>
+  <w:clrSchemeMapping w:bg1="light1" w:t1="dark1" w:bg2="light2" w:t2="dark2" w:accent1="accent1" w:accent2="accent2" w:accent3="accent3" w:accent4="accent4" w:accent5="accent5" w:accent6="accent6" w:hyperlink="hyperlink" w:followedHyperlink="followedHyperlink"/>
+</w:settings>
+</file>
+
+<file path=word\styles.xml><?xml version="1.0" encoding="utf-8"?>
 <w:styles xmlns:mc="http://schemas.openxmlformats.org/markup-compatibility/2006" xmlns:o="urn:schemas-microsoft-com:office:office" xmlns:r="http://schemas.openxmlformats.org/officeDocument/2006/relationships" xmlns:m="http://schemas.openxmlformats.org/officeDocument/2006/math" xmlns:v="urn:schemas-microsoft-com:vml" xmlns:wp="http://schemas.openxmlformats.org/drawingml/2006/wordprocessingDrawing" xmlns:w10="urn:schemas-microsoft-com:office:word" xmlns:w="http://schemas.openxmlformats.org/wordprocessingml/2006/main" xmlns:wne="http://schemas.microsoft.com/office/word/2006/wordml" xmlns:sl="http://schemas.openxmlformats.org/schemaLibrary/2006/main" xmlns:a="http://schemas.openxmlformats.org/drawingml/2006/main" xmlns:pic="http://schemas.openxmlformats.org/drawingml/2006/picture" xmlns:c="http://schemas.openxmlformats.org/drawingml/2006/chart" xmlns:lc="http://schemas.openxmlformats.org/drawingml/2006/lockedCanvas" xmlns:dgm="http://schemas.openxmlformats.org/drawingml/2006/diagram" xmlns:wps="http://schemas.microsoft.com/office/word/2010/wordprocessingShape" xmlns:wpg="http://schemas.microsoft.com/office/word/2010/wordprocessingGroup" xmlns:w14="http://schemas.microsoft.com/office/word/2010/wordml" xmlns:w15="http://schemas.microsoft.com/office/word/2012/wordml" xmlns:w16="http://schemas.microsoft.com/office/word/2018/wordml" xmlns:w16cex="http://schemas.microsoft.com/office/word/2018/wordml/cex" xmlns:w16cid="http://schemas.microsoft.com/office/word/2016/wordml/cid" xmlns="http://schemas.microsoft.com/office/tasks/2019/documenttasks" xmlns:cr="http://schemas.microsoft.com/office/comments/2020/reactions">
   <w:docDefaults>
     <w:rPrDefault>
       <w:rPr>
+        <w:rFonts w:ascii="Times New Roman" w:hAnsi="Times New Roman" w:eastAsia="Times New Roman" w:cs="Times New Roman"/>
         <w:sz w:val="24"/>
         <w:szCs w:val="24"/>
         <w:lang w:val="pt_BR"/>
@@ -9442,7 +9590,7 @@
 </w:styles>
 </file>
 
-<file path=word/theme/theme1.xml><?xml version="1.0" encoding="utf-8"?>
+<file path=word\theme\theme1.xml><?xml version="1.0" encoding="utf-8"?>
 <a:theme xmlns:a="http://schemas.openxmlformats.org/drawingml/2006/main" name="Office Theme">
   <a:themeElements>
     <a:clrScheme name="Office">
